--- a/Website.docx
+++ b/Website.docx
@@ -1,114 +1,7 @@
 
 <file path=word/document.xml><?xml version="1.0" encoding="utf-8"?>
-<w:document xmlns:wpc="http://schemas.microsoft.com/office/word/2010/wordprocessingCanvas" xmlns:cx="http://schemas.microsoft.com/office/drawing/2014/chartex" xmlns:mc="http://schemas.openxmlformats.org/markup-compatibility/2006" xmlns:o="urn:schemas-microsoft-com:office:office" xmlns:r="http://schemas.openxmlformats.org/officeDocument/2006/relationships" xmlns:m="http://schemas.openxmlformats.org/officeDocument/2006/math" xmlns:v="urn:schemas-microsoft-com:vml" xmlns:wp14="http://schemas.microsoft.com/office/word/2010/wordprocessingDrawing" xmlns:wp="http://schemas.openxmlformats.org/drawingml/2006/wordprocessingDrawing" xmlns:w10="urn:schemas-microsoft-com:office:word" xmlns:w="http://schemas.openxmlformats.org/wordprocessingml/2006/main" xmlns:w14="http://schemas.microsoft.com/office/word/2010/wordml" xmlns:w15="http://schemas.microsoft.com/office/word/2012/wordml" xmlns:w16se="http://schemas.microsoft.com/office/word/2015/wordml/symex" xmlns:wpg="http://schemas.microsoft.com/office/word/2010/wordprocessingGroup" xmlns:wpi="http://schemas.microsoft.com/office/word/2010/wordprocessingInk" xmlns:wne="http://schemas.microsoft.com/office/word/2006/wordml" xmlns:wps="http://schemas.microsoft.com/office/word/2010/wordprocessingShape" mc:Ignorable="w14 w15 w16se wp14">
+<w:document xmlns:wpc="http://schemas.microsoft.com/office/word/2010/wordprocessingCanvas" xmlns:cx="http://schemas.microsoft.com/office/drawing/2014/chartex" xmlns:cx1="http://schemas.microsoft.com/office/drawing/2015/9/8/chartex" xmlns:cx2="http://schemas.microsoft.com/office/drawing/2015/10/21/chartex" xmlns:cx3="http://schemas.microsoft.com/office/drawing/2016/5/9/chartex" xmlns:cx4="http://schemas.microsoft.com/office/drawing/2016/5/10/chartex" xmlns:cx5="http://schemas.microsoft.com/office/drawing/2016/5/11/chartex" xmlns:cx6="http://schemas.microsoft.com/office/drawing/2016/5/12/chartex" xmlns:cx7="http://schemas.microsoft.com/office/drawing/2016/5/13/chartex" xmlns:cx8="http://schemas.microsoft.com/office/drawing/2016/5/14/chartex" xmlns:mc="http://schemas.openxmlformats.org/markup-compatibility/2006" xmlns:aink="http://schemas.microsoft.com/office/drawing/2016/ink" xmlns:am3d="http://schemas.microsoft.com/office/drawing/2017/model3d" xmlns:o="urn:schemas-microsoft-com:office:office" xmlns:oel="http://schemas.microsoft.com/office/2019/extlst" xmlns:r="http://schemas.openxmlformats.org/officeDocument/2006/relationships" xmlns:m="http://schemas.openxmlformats.org/officeDocument/2006/math" xmlns:v="urn:schemas-microsoft-com:vml" xmlns:wp14="http://schemas.microsoft.com/office/word/2010/wordprocessingDrawing" xmlns:wp="http://schemas.openxmlformats.org/drawingml/2006/wordprocessingDrawing" xmlns:w10="urn:schemas-microsoft-com:office:word" xmlns:w="http://schemas.openxmlformats.org/wordprocessingml/2006/main" xmlns:w14="http://schemas.microsoft.com/office/word/2010/wordml" xmlns:w15="http://schemas.microsoft.com/office/word/2012/wordml" xmlns:w16cex="http://schemas.microsoft.com/office/word/2018/wordml/cex" xmlns:w16cid="http://schemas.microsoft.com/office/word/2016/wordml/cid" xmlns:w16="http://schemas.microsoft.com/office/word/2018/wordml" xmlns:w16du="http://schemas.microsoft.com/office/word/2023/wordml/word16du" xmlns:w16sdtdh="http://schemas.microsoft.com/office/word/2020/wordml/sdtdatahash" xmlns:w16sdtfl="http://schemas.microsoft.com/office/word/2024/wordml/sdtformatlock" xmlns:w16se="http://schemas.microsoft.com/office/word/2015/wordml/symex" xmlns:wpg="http://schemas.microsoft.com/office/word/2010/wordprocessingGroup" xmlns:wpi="http://schemas.microsoft.com/office/word/2010/wordprocessingInk" xmlns:wne="http://schemas.microsoft.com/office/word/2006/wordml" xmlns:wps="http://schemas.microsoft.com/office/word/2010/wordprocessingShape" mc:Ignorable="w14 w15 w16se w16cid w16 w16cex w16sdtdh w16sdtfl w16du wp14">
   <w:body>
-    <w:p>
-      <w:pPr>
-        <w:spacing w:before="100" w:beforeAutospacing="1" w:after="100" w:afterAutospacing="1" w:line="240" w:lineRule="auto"/>
-        <w:rPr>
-          <w:rFonts w:ascii="Times New Roman" w:eastAsia="Times New Roman" w:hAnsi="Times New Roman" w:cs="Times New Roman"/>
-          <w:sz w:val="28"/>
-          <w:szCs w:val="28"/>
-        </w:rPr>
-      </w:pPr>
-      <w:r>
-        <w:rPr>
-          <w:rFonts w:ascii="Times New Roman" w:eastAsia="Times New Roman" w:hAnsi="Times New Roman" w:cs="Times New Roman"/>
-          <w:bCs/>
-          <w:sz w:val="28"/>
-          <w:szCs w:val="28"/>
-        </w:rPr>
-        <w:t>(Website: [Tên website của bạn, ví dụ: SachCuaToi.vn])</w:t>
-      </w:r>
-    </w:p>
-    <w:p>
-      <w:pPr>
-        <w:spacing w:before="100" w:beforeAutospacing="1" w:after="100" w:afterAutospacing="1" w:line="240" w:lineRule="auto"/>
-        <w:rPr>
-          <w:rFonts w:ascii="Times New Roman" w:eastAsia="Times New Roman" w:hAnsi="Times New Roman" w:cs="Times New Roman"/>
-          <w:sz w:val="28"/>
-          <w:szCs w:val="28"/>
-        </w:rPr>
-      </w:pPr>
-      <w:r>
-        <w:rPr>
-          <w:rFonts w:ascii="Times New Roman" w:eastAsia="Times New Roman" w:hAnsi="Times New Roman" w:cs="Times New Roman"/>
-          <w:bCs/>
-          <w:sz w:val="28"/>
-          <w:szCs w:val="28"/>
-        </w:rPr>
-        <w:t>Cập nhật lần cuối: [Ngày tháng năm]</w:t>
-      </w:r>
-    </w:p>
-    <w:p>
-      <w:pPr>
-        <w:spacing w:before="100" w:beforeAutospacing="1" w:after="100" w:afterAutospacing="1" w:line="240" w:lineRule="auto"/>
-        <w:rPr>
-          <w:rFonts w:ascii="Times New Roman" w:eastAsia="Times New Roman" w:hAnsi="Times New Roman" w:cs="Times New Roman"/>
-          <w:sz w:val="28"/>
-          <w:szCs w:val="28"/>
-        </w:rPr>
-      </w:pPr>
-      <w:r>
-        <w:rPr>
-          <w:rFonts w:ascii="Times New Roman" w:eastAsia="Times New Roman" w:hAnsi="Times New Roman" w:cs="Times New Roman"/>
-          <w:sz w:val="28"/>
-          <w:szCs w:val="28"/>
-        </w:rPr>
-        <w:t xml:space="preserve">Khi truy cập, đăng ký tài khoản hoặc thực hiện mua hàng trên website </w:t>
-      </w:r>
-      <w:r>
-        <w:rPr>
-          <w:rFonts w:ascii="Times New Roman" w:eastAsia="Times New Roman" w:hAnsi="Times New Roman" w:cs="Times New Roman"/>
-          <w:bCs/>
-          <w:sz w:val="28"/>
-          <w:szCs w:val="28"/>
-        </w:rPr>
-        <w:t>[Tên website]</w:t>
-      </w:r>
-      <w:r>
-        <w:rPr>
-          <w:rFonts w:ascii="Times New Roman" w:eastAsia="Times New Roman" w:hAnsi="Times New Roman" w:cs="Times New Roman"/>
-          <w:sz w:val="28"/>
-          <w:szCs w:val="28"/>
-        </w:rPr>
-        <w:t>, bạn (sau đây gọi là “</w:t>
-      </w:r>
-      <w:r>
-        <w:rPr>
-          <w:rFonts w:ascii="Times New Roman" w:eastAsia="Times New Roman" w:hAnsi="Times New Roman" w:cs="Times New Roman"/>
-          <w:bCs/>
-          <w:sz w:val="28"/>
-          <w:szCs w:val="28"/>
-        </w:rPr>
-        <w:t>Khách hàng</w:t>
-      </w:r>
-      <w:r>
-        <w:rPr>
-          <w:rFonts w:ascii="Times New Roman" w:eastAsia="Times New Roman" w:hAnsi="Times New Roman" w:cs="Times New Roman"/>
-          <w:sz w:val="28"/>
-          <w:szCs w:val="28"/>
-        </w:rPr>
-        <w:t>” hoặc “</w:t>
-      </w:r>
-      <w:r>
-        <w:rPr>
-          <w:rFonts w:ascii="Times New Roman" w:eastAsia="Times New Roman" w:hAnsi="Times New Roman" w:cs="Times New Roman"/>
-          <w:bCs/>
-          <w:sz w:val="28"/>
-          <w:szCs w:val="28"/>
-        </w:rPr>
-        <w:t>Bạn</w:t>
-      </w:r>
-      <w:r>
-        <w:rPr>
-          <w:rFonts w:ascii="Times New Roman" w:eastAsia="Times New Roman" w:hAnsi="Times New Roman" w:cs="Times New Roman"/>
-          <w:sz w:val="28"/>
-          <w:szCs w:val="28"/>
-        </w:rPr>
-        <w:t>”) đồng ý tuân thủ và bị ràng buộc bởi các Điều khoản sử dụng và Điều kiện giao dịch chung này. Nếu bạn không đồng ý với bất kỳ điều khoản nào, vui lòng không sử dụng dịch vụ của chúng tôi.</w:t>
-      </w:r>
-    </w:p>
     <w:p>
       <w:pPr>
         <w:spacing w:before="100" w:beforeAutospacing="1" w:after="100" w:afterAutospacing="1" w:line="240" w:lineRule="auto"/>
@@ -146,70 +39,10 @@
       <w:r>
         <w:rPr>
           <w:rFonts w:ascii="Times New Roman" w:eastAsia="Times New Roman" w:hAnsi="Times New Roman" w:cs="Times New Roman"/>
-          <w:bCs/>
-          <w:sz w:val="28"/>
-          <w:szCs w:val="28"/>
-        </w:rPr>
-        <w:t>[Tên đầy đủ công ty/cá nhân]</w:t>
-      </w:r>
-      <w:r>
-        <w:rPr>
-          <w:rFonts w:ascii="Times New Roman" w:eastAsia="Times New Roman" w:hAnsi="Times New Roman" w:cs="Times New Roman"/>
-          <w:sz w:val="28"/>
-          <w:szCs w:val="28"/>
-        </w:rPr>
-        <w:t xml:space="preserve"> (sau đây gọi là “</w:t>
-      </w:r>
-      <w:r>
-        <w:rPr>
-          <w:rFonts w:ascii="Times New Roman" w:eastAsia="Times New Roman" w:hAnsi="Times New Roman" w:cs="Times New Roman"/>
-          <w:bCs/>
-          <w:sz w:val="28"/>
-          <w:szCs w:val="28"/>
-        </w:rPr>
-        <w:t>Chúng tôi</w:t>
-      </w:r>
-      <w:r>
-        <w:rPr>
-          <w:rFonts w:ascii="Times New Roman" w:eastAsia="Times New Roman" w:hAnsi="Times New Roman" w:cs="Times New Roman"/>
-          <w:sz w:val="28"/>
-          <w:szCs w:val="28"/>
-        </w:rPr>
-        <w:t>” hoặc “</w:t>
-      </w:r>
-      <w:r>
-        <w:rPr>
-          <w:rFonts w:ascii="Times New Roman" w:eastAsia="Times New Roman" w:hAnsi="Times New Roman" w:cs="Times New Roman"/>
-          <w:bCs/>
-          <w:sz w:val="28"/>
-          <w:szCs w:val="28"/>
-        </w:rPr>
-        <w:t>Ban quản lý website</w:t>
-      </w:r>
-      <w:r>
-        <w:rPr>
-          <w:rFonts w:ascii="Times New Roman" w:eastAsia="Times New Roman" w:hAnsi="Times New Roman" w:cs="Times New Roman"/>
-          <w:sz w:val="28"/>
-          <w:szCs w:val="28"/>
-        </w:rPr>
-        <w:t xml:space="preserve">”) là chủ sở hữu và vận hành website </w:t>
-      </w:r>
-      <w:r>
-        <w:rPr>
-          <w:rFonts w:ascii="Times New Roman" w:eastAsia="Times New Roman" w:hAnsi="Times New Roman" w:cs="Times New Roman"/>
-          <w:bCs/>
-          <w:sz w:val="28"/>
-          <w:szCs w:val="28"/>
-        </w:rPr>
-        <w:t>[Tên website]</w:t>
-      </w:r>
-      <w:r>
-        <w:rPr>
-          <w:rFonts w:ascii="Times New Roman" w:eastAsia="Times New Roman" w:hAnsi="Times New Roman" w:cs="Times New Roman"/>
-          <w:sz w:val="28"/>
-          <w:szCs w:val="28"/>
-        </w:rPr>
-        <w:t xml:space="preserve"> – một nền tảng thương mại điện tử chuyên cung cấp sách giấy, sách điện tử (ebook) và các sản phẩm liên quan.</w:t>
+          <w:sz w:val="28"/>
+          <w:szCs w:val="28"/>
+        </w:rPr>
+        <w:t>Website hoạt động theo quy định của pháp luật Việt Nam về thương mại điện tử.</w:t>
       </w:r>
     </w:p>
     <w:p>
@@ -231,28 +64,6 @@
           <w:sz w:val="28"/>
           <w:szCs w:val="28"/>
         </w:rPr>
-        <w:t>Website hoạt động theo quy định của pháp luật Việt Nam về thương mại điện tử.</w:t>
-      </w:r>
-    </w:p>
-    <w:p>
-      <w:pPr>
-        <w:numPr>
-          <w:ilvl w:val="0"/>
-          <w:numId w:val="1"/>
-        </w:numPr>
-        <w:spacing w:before="100" w:beforeAutospacing="1" w:after="100" w:afterAutospacing="1" w:line="240" w:lineRule="auto"/>
-        <w:rPr>
-          <w:rFonts w:ascii="Times New Roman" w:eastAsia="Times New Roman" w:hAnsi="Times New Roman" w:cs="Times New Roman"/>
-          <w:sz w:val="28"/>
-          <w:szCs w:val="28"/>
-        </w:rPr>
-      </w:pPr>
-      <w:r>
-        <w:rPr>
-          <w:rFonts w:ascii="Times New Roman" w:eastAsia="Times New Roman" w:hAnsi="Times New Roman" w:cs="Times New Roman"/>
-          <w:sz w:val="28"/>
-          <w:szCs w:val="28"/>
-        </w:rPr>
         <w:t>Chúng tôi có quyền sửa đổi, bổ sung Điều khoản này bất kỳ lúc nào. Phiên bản cập nhật sẽ được đăng tải trên website và có hiệu lực ngay khi đăng. Việc bạn tiếp tục sử dụng website sau khi thay đổi nghĩa là bạn chấp nhận phiên bản mới.</w:t>
       </w:r>
     </w:p>
@@ -405,46 +216,6 @@
           <w:sz w:val="28"/>
           <w:szCs w:val="28"/>
         </w:rPr>
-        <w:t xml:space="preserve">Đơn đặt hàng của bạn được coi là </w:t>
-      </w:r>
-      <w:r>
-        <w:rPr>
-          <w:rFonts w:ascii="Times New Roman" w:eastAsia="Times New Roman" w:hAnsi="Times New Roman" w:cs="Times New Roman"/>
-          <w:bCs/>
-          <w:sz w:val="28"/>
-          <w:szCs w:val="28"/>
-        </w:rPr>
-        <w:t>đề nghị giao kết hợp đồng</w:t>
-      </w:r>
-      <w:r>
-        <w:rPr>
-          <w:rFonts w:ascii="Times New Roman" w:eastAsia="Times New Roman" w:hAnsi="Times New Roman" w:cs="Times New Roman"/>
-          <w:sz w:val="28"/>
-          <w:szCs w:val="28"/>
-        </w:rPr>
-        <w:t>. Hợp đồng chỉ được giao kết khi chúng tôi gửi xác nhận đơn hàng qua email/SMS hoặc hiển thị trạng thái “Đã xác nhận” trên tài khoản của bạn.</w:t>
-      </w:r>
-    </w:p>
-    <w:p>
-      <w:pPr>
-        <w:numPr>
-          <w:ilvl w:val="0"/>
-          <w:numId w:val="3"/>
-        </w:numPr>
-        <w:spacing w:before="100" w:beforeAutospacing="1" w:after="100" w:afterAutospacing="1" w:line="240" w:lineRule="auto"/>
-        <w:rPr>
-          <w:rFonts w:ascii="Times New Roman" w:eastAsia="Times New Roman" w:hAnsi="Times New Roman" w:cs="Times New Roman"/>
-          <w:sz w:val="28"/>
-          <w:szCs w:val="28"/>
-        </w:rPr>
-      </w:pPr>
-      <w:r>
-        <w:rPr>
-          <w:rFonts w:ascii="Times New Roman" w:eastAsia="Times New Roman" w:hAnsi="Times New Roman" w:cs="Times New Roman"/>
-          <w:sz w:val="28"/>
-          <w:szCs w:val="28"/>
-        </w:rPr>
-        <w:lastRenderedPageBreak/>
         <w:t>Chúng tôi có quyền từ chối đơn hàng trong các trường hợp: hết hàng, giá sai, nghi ngờ gian lận, hoặc lý do chính đáng khác. Nếu từ chối, chúng tôi sẽ thông báo và hoàn tiền (nếu đã thanh toán).</w:t>
       </w:r>
     </w:p>
@@ -515,25 +286,13 @@
     </w:p>
     <w:p>
       <w:pPr>
-        <w:numPr>
-          <w:ilvl w:val="0"/>
-          <w:numId w:val="4"/>
-        </w:numPr>
-        <w:spacing w:before="100" w:beforeAutospacing="1" w:after="100" w:afterAutospacing="1" w:line="240" w:lineRule="auto"/>
-        <w:rPr>
-          <w:rFonts w:ascii="Times New Roman" w:eastAsia="Times New Roman" w:hAnsi="Times New Roman" w:cs="Times New Roman"/>
-          <w:sz w:val="28"/>
-          <w:szCs w:val="28"/>
-        </w:rPr>
-      </w:pPr>
-      <w:r>
-        <w:rPr>
-          <w:rFonts w:ascii="Times New Roman" w:eastAsia="Times New Roman" w:hAnsi="Times New Roman" w:cs="Times New Roman"/>
-          <w:sz w:val="28"/>
-          <w:szCs w:val="28"/>
-        </w:rPr>
-        <w:t>Chúng tôi không chịu trách nhiệm về các khoản phí phát sinh từ bên thứ ba (ngân hàng, ví điện tử...).</w:t>
-      </w:r>
+        <w:spacing w:before="100" w:beforeAutospacing="1" w:after="100" w:afterAutospacing="1" w:line="240" w:lineRule="auto"/>
+        <w:rPr>
+          <w:rFonts w:ascii="Times New Roman" w:eastAsia="Times New Roman" w:hAnsi="Times New Roman" w:cs="Times New Roman"/>
+          <w:sz w:val="28"/>
+          <w:szCs w:val="28"/>
+        </w:rPr>
+      </w:pPr>
     </w:p>
     <w:p>
       <w:pPr>
@@ -614,6 +373,7 @@
           <w:sz w:val="28"/>
           <w:szCs w:val="28"/>
         </w:rPr>
+        <w:lastRenderedPageBreak/>
         <w:t>Bạn có trách nhiệm kiểm tra hàng hóa ngay khi nhận. Nếu phát hiện sai sót (sai sách, hỏng hóc, thiếu số lượng), vui lòng từ chối nhận hoặc chụp ảnh/video làm bằng chứng và liên hệ ngay với chúng tôi trong vòng 24 giờ.</w:t>
       </w:r>
     </w:p>
@@ -688,15 +448,33 @@
           <w:sz w:val="28"/>
           <w:szCs w:val="28"/>
         </w:rPr>
-        <w:t>[ví dụ: 7-14 ngày]</w:t>
-      </w:r>
-      <w:r>
-        <w:rPr>
-          <w:rFonts w:ascii="Times New Roman" w:eastAsia="Times New Roman" w:hAnsi="Times New Roman" w:cs="Times New Roman"/>
-          <w:sz w:val="28"/>
-          <w:szCs w:val="28"/>
-        </w:rPr>
-        <w:t xml:space="preserve"> kể từ ngày nhận hàng với điều kiện:</w:t>
+        <w:t>7</w:t>
+      </w:r>
+      <w:r>
+        <w:rPr>
+          <w:rFonts w:ascii="Times New Roman" w:eastAsia="Times New Roman" w:hAnsi="Times New Roman" w:cs="Times New Roman"/>
+          <w:bCs/>
+          <w:sz w:val="28"/>
+          <w:szCs w:val="28"/>
+        </w:rPr>
+        <w:t xml:space="preserve"> ngày</w:t>
+      </w:r>
+      <w:r>
+        <w:rPr>
+          <w:rFonts w:ascii="Times New Roman" w:eastAsia="Times New Roman" w:hAnsi="Times New Roman" w:cs="Times New Roman"/>
+          <w:bCs/>
+          <w:sz w:val="28"/>
+          <w:szCs w:val="28"/>
+        </w:rPr>
+        <w:t xml:space="preserve"> </w:t>
+      </w:r>
+      <w:r>
+        <w:rPr>
+          <w:rFonts w:ascii="Times New Roman" w:eastAsia="Times New Roman" w:hAnsi="Times New Roman" w:cs="Times New Roman"/>
+          <w:sz w:val="28"/>
+          <w:szCs w:val="28"/>
+        </w:rPr>
+        <w:t>kể từ ngày nhận hàng với điều kiện:</w:t>
       </w:r>
     </w:p>
     <w:p>
@@ -762,7 +540,7 @@
           <w:sz w:val="28"/>
           <w:szCs w:val="28"/>
         </w:rPr>
-        <w:t>Không áp dụng với sách đã mở seal (đặc biệt ebook hoặc sách cá nhân hóa).</w:t>
+        <w:t xml:space="preserve">Không áp dụng với sách đã mở seal </w:t>
       </w:r>
     </w:p>
     <w:p>
@@ -811,28 +589,6 @@
     </w:p>
     <w:p>
       <w:pPr>
-        <w:numPr>
-          <w:ilvl w:val="0"/>
-          <w:numId w:val="6"/>
-        </w:numPr>
-        <w:spacing w:before="100" w:beforeAutospacing="1" w:after="100" w:afterAutospacing="1" w:line="240" w:lineRule="auto"/>
-        <w:rPr>
-          <w:rFonts w:ascii="Times New Roman" w:eastAsia="Times New Roman" w:hAnsi="Times New Roman" w:cs="Times New Roman"/>
-          <w:sz w:val="28"/>
-          <w:szCs w:val="28"/>
-        </w:rPr>
-      </w:pPr>
-      <w:r>
-        <w:rPr>
-          <w:rFonts w:ascii="Times New Roman" w:eastAsia="Times New Roman" w:hAnsi="Times New Roman" w:cs="Times New Roman"/>
-          <w:sz w:val="28"/>
-          <w:szCs w:val="28"/>
-        </w:rPr>
-        <w:t>Chi phí đổi trả do bên nào chịu lỗi sẽ chịu (thường khách hàng chịu phí vận chuyển khi đổi ý).</w:t>
-      </w:r>
-    </w:p>
-    <w:p>
-      <w:pPr>
         <w:spacing w:before="100" w:beforeAutospacing="1" w:after="100" w:afterAutospacing="1" w:line="240" w:lineRule="auto"/>
         <w:outlineLvl w:val="3"/>
         <w:rPr>
@@ -937,7 +693,7 @@
           <w:sz w:val="28"/>
           <w:szCs w:val="28"/>
         </w:rPr>
-        <w:t>Tuân thủ các quy định về bản quyền sách (không sao chép, phân phối ebook trái phép).</w:t>
+        <w:t>Tuân thủ các quy định về bản quyền sách (không sao chép, trái phép).</w:t>
       </w:r>
     </w:p>
     <w:p>
@@ -1073,8 +829,6 @@
         </w:rPr>
         <w:t>, dịch bệnh, gián đoạn mạng...)</w:t>
       </w:r>
-      <w:bookmarkStart w:id="0" w:name="_GoBack"/>
-      <w:bookmarkEnd w:id="0"/>
     </w:p>
     <w:p>
       <w:pPr>
@@ -1085,6 +839,7 @@
           <w:bCs/>
           <w:sz w:val="28"/>
           <w:szCs w:val="28"/>
+          <w:lang w:val="pt-BR"/>
         </w:rPr>
       </w:pPr>
       <w:r>
@@ -1093,6 +848,7 @@
           <w:bCs/>
           <w:sz w:val="28"/>
           <w:szCs w:val="28"/>
+          <w:lang w:val="pt-BR"/>
         </w:rPr>
         <w:t>9. Bảo vệ thông tin cá nhân</w:t>
       </w:r>
@@ -1104,13 +860,15 @@
           <w:rFonts w:ascii="Times New Roman" w:eastAsia="Times New Roman" w:hAnsi="Times New Roman" w:cs="Times New Roman"/>
           <w:sz w:val="28"/>
           <w:szCs w:val="28"/>
-        </w:rPr>
-      </w:pPr>
-      <w:r>
-        <w:rPr>
-          <w:rFonts w:ascii="Times New Roman" w:eastAsia="Times New Roman" w:hAnsi="Times New Roman" w:cs="Times New Roman"/>
-          <w:sz w:val="28"/>
-          <w:szCs w:val="28"/>
+          <w:lang w:val="pt-BR"/>
+        </w:rPr>
+      </w:pPr>
+      <w:r>
+        <w:rPr>
+          <w:rFonts w:ascii="Times New Roman" w:eastAsia="Times New Roman" w:hAnsi="Times New Roman" w:cs="Times New Roman"/>
+          <w:sz w:val="28"/>
+          <w:szCs w:val="28"/>
+          <w:lang w:val="pt-BR"/>
         </w:rPr>
         <w:t xml:space="preserve">Việc thu thập, sử dụng và bảo vệ dữ liệu cá nhân của bạn được quy định chi tiết tại </w:t>
       </w:r>
@@ -1120,6 +878,7 @@
           <w:bCs/>
           <w:sz w:val="28"/>
           <w:szCs w:val="28"/>
+          <w:lang w:val="pt-BR"/>
         </w:rPr>
         <w:t>Chính sách Bảo mật</w:t>
       </w:r>
@@ -1128,6 +887,7 @@
           <w:rFonts w:ascii="Times New Roman" w:eastAsia="Times New Roman" w:hAnsi="Times New Roman" w:cs="Times New Roman"/>
           <w:sz w:val="28"/>
           <w:szCs w:val="28"/>
+          <w:lang w:val="pt-BR"/>
         </w:rPr>
         <w:t xml:space="preserve"> (đăng tải riêng trên website). Bằng việc sử dụng dịch vụ, bạn đồng ý với việc chúng tôi xử lý dữ liệu theo chính sách đó.</w:t>
       </w:r>
@@ -1141,6 +901,7 @@
           <w:bCs/>
           <w:sz w:val="28"/>
           <w:szCs w:val="28"/>
+          <w:lang w:val="pt-BR"/>
         </w:rPr>
       </w:pPr>
       <w:r>
@@ -1149,6 +910,7 @@
           <w:bCs/>
           <w:sz w:val="28"/>
           <w:szCs w:val="28"/>
+          <w:lang w:val="pt-BR"/>
         </w:rPr>
         <w:t>10. Bản quyền và sở hữu trí tuệ</w:t>
       </w:r>
@@ -1164,14 +926,17 @@
           <w:rFonts w:ascii="Times New Roman" w:eastAsia="Times New Roman" w:hAnsi="Times New Roman" w:cs="Times New Roman"/>
           <w:sz w:val="28"/>
           <w:szCs w:val="28"/>
-        </w:rPr>
-      </w:pPr>
-      <w:r>
-        <w:rPr>
-          <w:rFonts w:ascii="Times New Roman" w:eastAsia="Times New Roman" w:hAnsi="Times New Roman" w:cs="Times New Roman"/>
-          <w:sz w:val="28"/>
-          <w:szCs w:val="28"/>
-        </w:rPr>
+          <w:lang w:val="pt-BR"/>
+        </w:rPr>
+      </w:pPr>
+      <w:r>
+        <w:rPr>
+          <w:rFonts w:ascii="Times New Roman" w:eastAsia="Times New Roman" w:hAnsi="Times New Roman" w:cs="Times New Roman"/>
+          <w:sz w:val="28"/>
+          <w:szCs w:val="28"/>
+          <w:lang w:val="pt-BR"/>
+        </w:rPr>
+        <w:lastRenderedPageBreak/>
         <w:t>Toàn bộ nội dung website (hình ảnh, mô tả sách, logo, giao diện...) thuộc quyền sở hữu của chúng tôi hoặc đã được cấp phép hợp pháp.</w:t>
       </w:r>
     </w:p>
@@ -1186,13 +951,15 @@
           <w:rFonts w:ascii="Times New Roman" w:eastAsia="Times New Roman" w:hAnsi="Times New Roman" w:cs="Times New Roman"/>
           <w:sz w:val="28"/>
           <w:szCs w:val="28"/>
-        </w:rPr>
-      </w:pPr>
-      <w:r>
-        <w:rPr>
-          <w:rFonts w:ascii="Times New Roman" w:eastAsia="Times New Roman" w:hAnsi="Times New Roman" w:cs="Times New Roman"/>
-          <w:sz w:val="28"/>
-          <w:szCs w:val="28"/>
+          <w:lang w:val="pt-BR"/>
+        </w:rPr>
+      </w:pPr>
+      <w:r>
+        <w:rPr>
+          <w:rFonts w:ascii="Times New Roman" w:eastAsia="Times New Roman" w:hAnsi="Times New Roman" w:cs="Times New Roman"/>
+          <w:sz w:val="28"/>
+          <w:szCs w:val="28"/>
+          <w:lang w:val="pt-BR"/>
         </w:rPr>
         <w:t>Bạn không được sao chép, chỉnh sửa, phân phối mà không có sự đồng ý bằng văn bản.</w:t>
       </w:r>
@@ -1206,6 +973,7 @@
           <w:bCs/>
           <w:sz w:val="28"/>
           <w:szCs w:val="28"/>
+          <w:lang w:val="pt-BR"/>
         </w:rPr>
       </w:pPr>
       <w:r>
@@ -1214,6 +982,7 @@
           <w:bCs/>
           <w:sz w:val="28"/>
           <w:szCs w:val="28"/>
+          <w:lang w:val="pt-BR"/>
         </w:rPr>
         <w:t>11. Giải quyết khiếu nại và tranh chấp</w:t>
       </w:r>
@@ -1229,13 +998,15 @@
           <w:rFonts w:ascii="Times New Roman" w:eastAsia="Times New Roman" w:hAnsi="Times New Roman" w:cs="Times New Roman"/>
           <w:sz w:val="28"/>
           <w:szCs w:val="28"/>
-        </w:rPr>
-      </w:pPr>
-      <w:r>
-        <w:rPr>
-          <w:rFonts w:ascii="Times New Roman" w:eastAsia="Times New Roman" w:hAnsi="Times New Roman" w:cs="Times New Roman"/>
-          <w:sz w:val="28"/>
-          <w:szCs w:val="28"/>
+          <w:lang w:val="pt-BR"/>
+        </w:rPr>
+      </w:pPr>
+      <w:r>
+        <w:rPr>
+          <w:rFonts w:ascii="Times New Roman" w:eastAsia="Times New Roman" w:hAnsi="Times New Roman" w:cs="Times New Roman"/>
+          <w:sz w:val="28"/>
+          <w:szCs w:val="28"/>
+          <w:lang w:val="pt-BR"/>
         </w:rPr>
         <w:t xml:space="preserve">Mọi khiếu nại vui lòng gửi về email </w:t>
       </w:r>
@@ -1245,14 +1016,16 @@
           <w:bCs/>
           <w:sz w:val="28"/>
           <w:szCs w:val="28"/>
-        </w:rPr>
-        <w:t>[email hỗ trợ]</w:t>
-      </w:r>
-      <w:r>
-        <w:rPr>
-          <w:rFonts w:ascii="Times New Roman" w:eastAsia="Times New Roman" w:hAnsi="Times New Roman" w:cs="Times New Roman"/>
-          <w:sz w:val="28"/>
-          <w:szCs w:val="28"/>
+          <w:lang w:val="pt-BR"/>
+        </w:rPr>
+        <w:t>:vmanhsaber119@gmail.com</w:t>
+      </w:r>
+      <w:r>
+        <w:rPr>
+          <w:rFonts w:ascii="Times New Roman" w:eastAsia="Times New Roman" w:hAnsi="Times New Roman" w:cs="Times New Roman"/>
+          <w:sz w:val="28"/>
+          <w:szCs w:val="28"/>
+          <w:lang w:val="pt-BR"/>
         </w:rPr>
         <w:t xml:space="preserve"> hoặc hotline </w:t>
       </w:r>
@@ -1262,14 +1035,16 @@
           <w:bCs/>
           <w:sz w:val="28"/>
           <w:szCs w:val="28"/>
-        </w:rPr>
-        <w:t>[số điện thoại]</w:t>
-      </w:r>
-      <w:r>
-        <w:rPr>
-          <w:rFonts w:ascii="Times New Roman" w:eastAsia="Times New Roman" w:hAnsi="Times New Roman" w:cs="Times New Roman"/>
-          <w:sz w:val="28"/>
-          <w:szCs w:val="28"/>
+          <w:lang w:val="pt-BR"/>
+        </w:rPr>
+        <w:t>0636 363 3636</w:t>
+      </w:r>
+      <w:r>
+        <w:rPr>
+          <w:rFonts w:ascii="Times New Roman" w:eastAsia="Times New Roman" w:hAnsi="Times New Roman" w:cs="Times New Roman"/>
+          <w:sz w:val="28"/>
+          <w:szCs w:val="28"/>
+          <w:lang w:val="pt-BR"/>
         </w:rPr>
         <w:t>. Chúng tôi sẽ phản hồi trong thời gian sớm nhất (tối đa 3-7 ngày làm việc).</w:t>
       </w:r>
@@ -1285,13 +1060,15 @@
           <w:rFonts w:ascii="Times New Roman" w:eastAsia="Times New Roman" w:hAnsi="Times New Roman" w:cs="Times New Roman"/>
           <w:sz w:val="28"/>
           <w:szCs w:val="28"/>
-        </w:rPr>
-      </w:pPr>
-      <w:r>
-        <w:rPr>
-          <w:rFonts w:ascii="Times New Roman" w:eastAsia="Times New Roman" w:hAnsi="Times New Roman" w:cs="Times New Roman"/>
-          <w:sz w:val="28"/>
-          <w:szCs w:val="28"/>
+          <w:lang w:val="pt-BR"/>
+        </w:rPr>
+      </w:pPr>
+      <w:r>
+        <w:rPr>
+          <w:rFonts w:ascii="Times New Roman" w:eastAsia="Times New Roman" w:hAnsi="Times New Roman" w:cs="Times New Roman"/>
+          <w:sz w:val="28"/>
+          <w:szCs w:val="28"/>
+          <w:lang w:val="pt-BR"/>
         </w:rPr>
         <w:t xml:space="preserve">Tranh chấp phát sinh sẽ được giải quyết trước hết bằng thương lượng. Nếu không thành, tranh chấp sẽ được đưa ra Tòa án có thẩm quyền tại </w:t>
       </w:r>
@@ -1301,14 +1078,26 @@
           <w:bCs/>
           <w:sz w:val="28"/>
           <w:szCs w:val="28"/>
-        </w:rPr>
-        <w:t>[ví dụ: TP. Hà Nội]</w:t>
-      </w:r>
-      <w:r>
-        <w:rPr>
-          <w:rFonts w:ascii="Times New Roman" w:eastAsia="Times New Roman" w:hAnsi="Times New Roman" w:cs="Times New Roman"/>
-          <w:sz w:val="28"/>
-          <w:szCs w:val="28"/>
+          <w:lang w:val="pt-BR"/>
+        </w:rPr>
+        <w:t xml:space="preserve">TP. </w:t>
+      </w:r>
+      <w:r>
+        <w:rPr>
+          <w:rFonts w:ascii="Times New Roman" w:eastAsia="Times New Roman" w:hAnsi="Times New Roman" w:cs="Times New Roman"/>
+          <w:bCs/>
+          <w:sz w:val="28"/>
+          <w:szCs w:val="28"/>
+          <w:lang w:val="pt-BR"/>
+        </w:rPr>
+        <w:t>Hà Nội</w:t>
+      </w:r>
+      <w:r>
+        <w:rPr>
+          <w:rFonts w:ascii="Times New Roman" w:eastAsia="Times New Roman" w:hAnsi="Times New Roman" w:cs="Times New Roman"/>
+          <w:sz w:val="28"/>
+          <w:szCs w:val="28"/>
+          <w:lang w:val="pt-BR"/>
         </w:rPr>
         <w:t xml:space="preserve"> theo pháp luật Việt Nam.</w:t>
       </w:r>
@@ -1398,25 +1187,6 @@
           <w:szCs w:val="28"/>
         </w:rPr>
         <w:t>Chúng tôi không chịu trách nhiệm pháp lý đối với bất kỳ thiệt hại gián tiếp nào phát sinh từ việc sử dụng website (trừ trường hợp pháp luật quy định khác).</w:t>
-      </w:r>
-    </w:p>
-    <w:p>
-      <w:pPr>
-        <w:spacing w:before="100" w:beforeAutospacing="1" w:after="100" w:afterAutospacing="1" w:line="240" w:lineRule="auto"/>
-        <w:rPr>
-          <w:rFonts w:ascii="Times New Roman" w:eastAsia="Times New Roman" w:hAnsi="Times New Roman" w:cs="Times New Roman"/>
-          <w:sz w:val="28"/>
-          <w:szCs w:val="28"/>
-        </w:rPr>
-      </w:pPr>
-      <w:r>
-        <w:rPr>
-          <w:rFonts w:ascii="Times New Roman" w:eastAsia="Times New Roman" w:hAnsi="Times New Roman" w:cs="Times New Roman"/>
-          <w:bCs/>
-          <w:sz w:val="28"/>
-          <w:szCs w:val="28"/>
-        </w:rPr>
-        <w:t>Bằng việc tick vào ô “Tôi đồng ý với Điều khoản sử dụng và Điều kiện giao dịch chung” hoặc tiến hành đặt hàng, bạn xác nhận đã đọc, hiểu rõ và chấp thuận toàn bộ nội dung trên.</w:t>
       </w:r>
     </w:p>
     <w:p>
@@ -1439,7 +1209,7 @@
 </file>
 
 <file path=word/numbering.xml><?xml version="1.0" encoding="utf-8"?>
-<w:numbering xmlns:wpc="http://schemas.microsoft.com/office/word/2010/wordprocessingCanvas" xmlns:cx="http://schemas.microsoft.com/office/drawing/2014/chartex" xmlns:mc="http://schemas.openxmlformats.org/markup-compatibility/2006" xmlns:o="urn:schemas-microsoft-com:office:office" xmlns:r="http://schemas.openxmlformats.org/officeDocument/2006/relationships" xmlns:m="http://schemas.openxmlformats.org/officeDocument/2006/math" xmlns:v="urn:schemas-microsoft-com:vml" xmlns:wp14="http://schemas.microsoft.com/office/word/2010/wordprocessingDrawing" xmlns:wp="http://schemas.openxmlformats.org/drawingml/2006/wordprocessingDrawing" xmlns:w10="urn:schemas-microsoft-com:office:word" xmlns:w="http://schemas.openxmlformats.org/wordprocessingml/2006/main" xmlns:w14="http://schemas.microsoft.com/office/word/2010/wordml" xmlns:w15="http://schemas.microsoft.com/office/word/2012/wordml" xmlns:w16se="http://schemas.microsoft.com/office/word/2015/wordml/symex" xmlns:wpg="http://schemas.microsoft.com/office/word/2010/wordprocessingGroup" xmlns:wpi="http://schemas.microsoft.com/office/word/2010/wordprocessingInk" xmlns:wne="http://schemas.microsoft.com/office/word/2006/wordml" xmlns:wps="http://schemas.microsoft.com/office/word/2010/wordprocessingShape" mc:Ignorable="w14 w15 w16se wp14">
+<w:numbering xmlns:wpc="http://schemas.microsoft.com/office/word/2010/wordprocessingCanvas" xmlns:cx="http://schemas.microsoft.com/office/drawing/2014/chartex" xmlns:cx1="http://schemas.microsoft.com/office/drawing/2015/9/8/chartex" xmlns:cx2="http://schemas.microsoft.com/office/drawing/2015/10/21/chartex" xmlns:cx3="http://schemas.microsoft.com/office/drawing/2016/5/9/chartex" xmlns:cx4="http://schemas.microsoft.com/office/drawing/2016/5/10/chartex" xmlns:cx5="http://schemas.microsoft.com/office/drawing/2016/5/11/chartex" xmlns:cx6="http://schemas.microsoft.com/office/drawing/2016/5/12/chartex" xmlns:cx7="http://schemas.microsoft.com/office/drawing/2016/5/13/chartex" xmlns:cx8="http://schemas.microsoft.com/office/drawing/2016/5/14/chartex" xmlns:mc="http://schemas.openxmlformats.org/markup-compatibility/2006" xmlns:aink="http://schemas.microsoft.com/office/drawing/2016/ink" xmlns:am3d="http://schemas.microsoft.com/office/drawing/2017/model3d" xmlns:o="urn:schemas-microsoft-com:office:office" xmlns:oel="http://schemas.microsoft.com/office/2019/extlst" xmlns:r="http://schemas.openxmlformats.org/officeDocument/2006/relationships" xmlns:m="http://schemas.openxmlformats.org/officeDocument/2006/math" xmlns:v="urn:schemas-microsoft-com:vml" xmlns:wp14="http://schemas.microsoft.com/office/word/2010/wordprocessingDrawing" xmlns:wp="http://schemas.openxmlformats.org/drawingml/2006/wordprocessingDrawing" xmlns:w10="urn:schemas-microsoft-com:office:word" xmlns:w="http://schemas.openxmlformats.org/wordprocessingml/2006/main" xmlns:w14="http://schemas.microsoft.com/office/word/2010/wordml" xmlns:w15="http://schemas.microsoft.com/office/word/2012/wordml" xmlns:w16cex="http://schemas.microsoft.com/office/word/2018/wordml/cex" xmlns:w16cid="http://schemas.microsoft.com/office/word/2016/wordml/cid" xmlns:w16="http://schemas.microsoft.com/office/word/2018/wordml" xmlns:w16du="http://schemas.microsoft.com/office/word/2023/wordml/word16du" xmlns:w16sdtdh="http://schemas.microsoft.com/office/word/2020/wordml/sdtdatahash" xmlns:w16sdtfl="http://schemas.microsoft.com/office/word/2024/wordml/sdtformatlock" xmlns:w16se="http://schemas.microsoft.com/office/word/2015/wordml/symex" xmlns:wpg="http://schemas.microsoft.com/office/word/2010/wordprocessingGroup" xmlns:wpi="http://schemas.microsoft.com/office/word/2010/wordprocessingInk" xmlns:wne="http://schemas.microsoft.com/office/word/2006/wordml" xmlns:wps="http://schemas.microsoft.com/office/word/2010/wordprocessingShape" mc:Ignorable="w14 w15 w16se w16cid w16 w16cex w16sdtdh w16sdtfl w16du wp14">
   <w:abstractNum w:abstractNumId="0" w15:restartNumberingAfterBreak="0">
     <w:nsid w:val="0C2A5330"/>
     <w:multiLevelType w:val="multilevel"/>
@@ -3079,44 +2849,44 @@
       </w:rPr>
     </w:lvl>
   </w:abstractNum>
-  <w:num w:numId="1">
+  <w:num w:numId="1" w16cid:durableId="623927170">
     <w:abstractNumId w:val="8"/>
   </w:num>
-  <w:num w:numId="2">
+  <w:num w:numId="2" w16cid:durableId="1899246211">
     <w:abstractNumId w:val="6"/>
   </w:num>
-  <w:num w:numId="3">
+  <w:num w:numId="3" w16cid:durableId="992299920">
     <w:abstractNumId w:val="2"/>
   </w:num>
-  <w:num w:numId="4">
+  <w:num w:numId="4" w16cid:durableId="213663668">
     <w:abstractNumId w:val="9"/>
   </w:num>
-  <w:num w:numId="5">
+  <w:num w:numId="5" w16cid:durableId="722027214">
     <w:abstractNumId w:val="5"/>
   </w:num>
-  <w:num w:numId="6">
+  <w:num w:numId="6" w16cid:durableId="698163281">
     <w:abstractNumId w:val="3"/>
   </w:num>
-  <w:num w:numId="7">
+  <w:num w:numId="7" w16cid:durableId="1069501315">
     <w:abstractNumId w:val="7"/>
   </w:num>
-  <w:num w:numId="8">
+  <w:num w:numId="8" w16cid:durableId="1212422034">
     <w:abstractNumId w:val="10"/>
   </w:num>
-  <w:num w:numId="9">
+  <w:num w:numId="9" w16cid:durableId="1300457588">
     <w:abstractNumId w:val="1"/>
   </w:num>
-  <w:num w:numId="10">
+  <w:num w:numId="10" w16cid:durableId="1400791254">
     <w:abstractNumId w:val="4"/>
   </w:num>
-  <w:num w:numId="11">
+  <w:num w:numId="11" w16cid:durableId="99841991">
     <w:abstractNumId w:val="0"/>
   </w:num>
 </w:numbering>
 </file>
 
 <file path=word/styles.xml><?xml version="1.0" encoding="utf-8"?>
-<w:styles xmlns:mc="http://schemas.openxmlformats.org/markup-compatibility/2006" xmlns:r="http://schemas.openxmlformats.org/officeDocument/2006/relationships" xmlns:w="http://schemas.openxmlformats.org/wordprocessingml/2006/main" xmlns:w14="http://schemas.microsoft.com/office/word/2010/wordml" xmlns:w15="http://schemas.microsoft.com/office/word/2012/wordml" xmlns:w16se="http://schemas.microsoft.com/office/word/2015/wordml/symex" mc:Ignorable="w14 w15 w16se">
+<w:styles xmlns:mc="http://schemas.openxmlformats.org/markup-compatibility/2006" xmlns:r="http://schemas.openxmlformats.org/officeDocument/2006/relationships" xmlns:w="http://schemas.openxmlformats.org/wordprocessingml/2006/main" xmlns:w14="http://schemas.microsoft.com/office/word/2010/wordml" xmlns:w15="http://schemas.microsoft.com/office/word/2012/wordml" xmlns:w16cex="http://schemas.microsoft.com/office/word/2018/wordml/cex" xmlns:w16cid="http://schemas.microsoft.com/office/word/2016/wordml/cid" xmlns:w16="http://schemas.microsoft.com/office/word/2018/wordml" xmlns:w16du="http://schemas.microsoft.com/office/word/2023/wordml/word16du" xmlns:w16sdtdh="http://schemas.microsoft.com/office/word/2020/wordml/sdtdatahash" xmlns:w16sdtfl="http://schemas.microsoft.com/office/word/2024/wordml/sdtformatlock" xmlns:w16se="http://schemas.microsoft.com/office/word/2015/wordml/symex" mc:Ignorable="w14 w15 w16se w16cid w16 w16cex w16sdtdh w16sdtfl w16du">
   <w:docDefaults>
     <w:rPrDefault>
       <w:rPr>
@@ -3132,7 +2902,7 @@
       </w:pPr>
     </w:pPrDefault>
   </w:docDefaults>
-  <w:latentStyles w:defLockedState="0" w:defUIPriority="99" w:defSemiHidden="0" w:defUnhideWhenUsed="0" w:defQFormat="0" w:count="371">
+  <w:latentStyles w:defLockedState="0" w:defUIPriority="99" w:defSemiHidden="0" w:defUnhideWhenUsed="0" w:defQFormat="0" w:count="376">
     <w:lsdException w:name="Normal" w:uiPriority="0" w:qFormat="1"/>
     <w:lsdException w:name="heading 1" w:uiPriority="9" w:qFormat="1"/>
     <w:lsdException w:name="heading 2" w:semiHidden="1" w:uiPriority="9" w:unhideWhenUsed="1" w:qFormat="1"/>
@@ -3504,6 +3274,11 @@
     <w:lsdException w:name="List Table 5 Dark Accent 6" w:uiPriority="50"/>
     <w:lsdException w:name="List Table 6 Colorful Accent 6" w:uiPriority="51"/>
     <w:lsdException w:name="List Table 7 Colorful Accent 6" w:uiPriority="52"/>
+    <w:lsdException w:name="Mention" w:semiHidden="1" w:unhideWhenUsed="1"/>
+    <w:lsdException w:name="Smart Hyperlink" w:semiHidden="1" w:unhideWhenUsed="1"/>
+    <w:lsdException w:name="Hashtag" w:semiHidden="1" w:unhideWhenUsed="1"/>
+    <w:lsdException w:name="Unresolved Mention" w:semiHidden="1" w:unhideWhenUsed="1"/>
+    <w:lsdException w:name="Smart Link" w:semiHidden="1" w:unhideWhenUsed="1"/>
   </w:latentStyles>
   <w:style w:type="paragraph" w:default="1" w:styleId="Normal">
     <w:name w:val="Normal"/>
